--- a/docs/ЛР_3_Гандзюк_Дмитро_РС-61мн.docx
+++ b/docs/ЛР_3_Гандзюк_Дмитро_РС-61мн.docx
@@ -630,7 +630,7 @@
           <w:i w:val="0"/>
           <w:sz w:val="28"/>
         </w:rPr>
-        <w:t xml:space="preserve"> символів: він замінює кожну літеру іншою, але не змінює їхніх позицій у повідомленні; перестановний шифр, навпаки, переставляє самі символи (Handbook of Applied Cryptography, § 1.5.2). Далі в роботі збережено термінологію умови.</w:t>
+        <w:t xml:space="preserve"> символів: він замінює кожну літеру іншою, але не змінює їхніх позицій у повідомленні; перестановний шифр, навпаки, переставляє самі символи (Handbook of Applied Cryptography, § 1.5.2). Надалі для уникнення неоднозначності вживається термін «зсув Цезаря».</w:t>
       </w:r>
     </w:p>
     <w:p>
@@ -950,7 +950,7 @@
           <w:i w:val="0"/>
           <w:sz w:val="28"/>
         </w:rPr>
-        <w:t xml:space="preserve">Головний наслідок такого розміру простору ключів полягає в тому, що злам цього шифру — </w:t>
+        <w:t xml:space="preserve">Головний наслідок такого розміру простору ключів полягає в тому, що </w:t>
       </w:r>
       <w:r>
         <w:rPr>
@@ -959,7 +959,7 @@
           <w:i w:val="0"/>
           <w:sz w:val="28"/>
         </w:rPr>
-        <w:t>задача вибору, а не пошуку</w:t>
+        <w:t>через малий простір ключів практичний злам шифру Цезаря зводиться до повного перебору 26 можливих зсувів і вибору найкращого кандидата за статистичним критерієм</w:t>
       </w:r>
       <w:r>
         <w:rPr>
@@ -1046,7 +1046,7 @@
           <w:i w:val="0"/>
           <w:sz w:val="28"/>
         </w:rPr>
-        <w:t>Логправдоподібність за частотами літер</w:t>
+        <w:t>Логарифмічна правдоподібність за частотами літер</w:t>
       </w:r>
       <w:r>
         <w:rPr>
@@ -1064,7 +1064,7 @@
           <w:i w:val="0"/>
           <w:sz w:val="28"/>
         </w:rPr>
-        <w:t>Логправдоподібність за квадриграмами</w:t>
+        <w:t>Логарифмічна правдоподібність за квадриграмами</w:t>
       </w:r>
       <w:r>
         <w:rPr>
@@ -1073,7 +1073,7 @@
           <w:i w:val="0"/>
           <w:sz w:val="28"/>
         </w:rPr>
-        <w:t xml:space="preserve"> враховує ще й порядок літер. Нарешті, </w:t>
+        <w:t xml:space="preserve"> враховує ще й порядок літер; її статистику взято з корпусу, опис якого наведено нижче, у підрозділі про експериментальну частину. Нарешті, </w:t>
       </w:r>
       <w:r>
         <w:rPr>
@@ -1108,7 +1108,7 @@
           <w:i w:val="0"/>
           <w:sz w:val="28"/>
         </w:rPr>
-        <w:t>Дрібна, але показова оптимізація в надісланому розв’язку: замість того щоб розшифровувати весь текст для кожного з 26 кандидатів, достатньо один раз побудувати гістограму шифротексту й циклічно зсувати її. Кожен кандидат тоді коштує 26 операцій замість L, а повне розшифрування виконується один раз — уже з відомим ключем.</w:t>
+        <w:t>Дрібна, але показова оптимізація в надісланому розв’язку: замість того щоб розшифровувати весь текст для кожного з 26 кандидатів, достатньо один раз побудувати гістограму шифротексту й циклічно зсувати її. Кожен кандидат тоді коштує 26 операцій замість L, а повне розшифрування виконується один раз — уже з відомим ключем. Обчислювальна складність такого розв’язку становить O(L + 26&lt;super rise=3 size=7&gt;2&lt;/super&gt;) за часом при O(26) додаткової пам’яті; оскільки 26 — константа, асимптотично це O(L).</w:t>
       </w:r>
     </w:p>
     <w:p>
@@ -1371,7 +1371,7 @@
           <w:i w:val="0"/>
           <w:sz w:val="28"/>
         </w:rPr>
-        <w:t>Входи та еталонні виходи всіх п’яти тестів збережено в репозиторії у файлі tests/official_cases.json. Окремий тест перевіряє самоузгодженість цієї фікстури: записаний ключ має точно перетворювати очікуваний відкритий текст на збережений шифротекст, що виключає помилку переписування тестових даних. Перелік тестів наведено в таблиці 3.2.</w:t>
+        <w:t>Входи та еталонні виходи всіх п’яти тестів збережено в репозиторії у файлі tests/official_cases.json. Окремий тест перевіряє самоузгодженість цього набору даних: записаний ключ має точно перетворювати очікуваний відкритий текст на збережений шифротекст, що виключає помилку переписування тестових даних. Перелік тестів наведено в таблиці 3.2.</w:t>
       </w:r>
     </w:p>
     <w:p>
@@ -1916,7 +1916,7 @@
           <w:i w:val="0"/>
           <w:sz w:val="28"/>
         </w:rPr>
-        <w:t>У п’яти тестах використано п’ять різних ключів, тож вгадування одного зсуву тут не спрацювало б. П’ятий тест додатково перевіряє збереження типографського апострофа U+2019 та інших не-літерних символів. Результат локального прогону:</w:t>
+        <w:t>У п’яти тестах використано п’ять різних ключів, тож вгадування одного зсуву тут не спрацювало б. П’ятий тест додатково перевіряє збереження типографського апострофа U+2019 та інших нелітерних символів. Результат локального прогону:</w:t>
       </w:r>
     </w:p>
     <w:p>
@@ -2078,7 +2078,7 @@
           <w:i w:val="0"/>
           <w:sz w:val="28"/>
         </w:rPr>
-        <w:t>Окрім офіційних тестів, написано набір із 102 автоматичних тестів. Вони перевіряють оборотність перетворення на 500 випадкових рядках; групову властивість зсувів; недоторканність не-літерних символів, зокрема цифр, розділових знаків і кирилиці; збереження регістру; інваріантність індексу відповідності щодо зсуву та, навпаки, чутливість критерію хі-квадрат. Реалізація мовою C# відновлює ті самі відкриті тексти, а окремий тест порівнює вихід обох реалізацій символ у символ. Увесь набір виконується автоматично при кожній зміні коду засобами GitHub Actions на трьох версіях Python.</w:t>
+        <w:t>Окрім офіційних тестів, написано набір із 102 автоматичних тестів. Вони перевіряють оборотність перетворення на 500 випадкових рядках; групову властивість зсувів; недоторканність нелітерних символів, зокрема цифр, розділових знаків і кирилиці; збереження регістру; інваріантність індексу відповідності щодо зсуву та, навпаки, чутливість критерію хі-квадрат. Реалізація мовою C# відновлює ті самі відкриті тексти, а окремий тест порівнює вихід обох реалізацій символ у символ. Увесь набір виконується автоматично при кожній зміні коду засобами GitHub Actions на трьох версіях Python.</w:t>
       </w:r>
     </w:p>
     <w:p>
@@ -2714,7 +2714,7 @@
           <w:i w:val="0"/>
           <w:sz w:val="28"/>
         </w:rPr>
-        <w:t>Правильний ключ виділяється однозначно: його значення хі-квадрат у 37,3 раза менше, ніж у наступного за якістю кандидата, а весь перебір триває 0,91 мілісекунди. Це типова картина для повідомлень такої довжини; поведінку на коротших текстах розглянуто далі.</w:t>
+        <w:t>Правильний ключ виділяється однозначно: його значення хі-квадрат у 37 разів менше, ніж у наступного за якістю кандидата, а весь перебір триває 0,66 мілісекунди. Це типова картина для повідомлень такої довжини; поведінку на коротших текстах розглянуто далі.</w:t>
       </w:r>
     </w:p>
     <w:p>
@@ -2824,7 +2824,7 @@
           <w:i w:val="0"/>
           <w:sz w:val="28"/>
         </w:rPr>
-        <w:t>Індекс відповідності не змінився взагалі: усі 26 значень збіглися до останнього знаку. Хі-квадрат натомість змінюється від 25 до 18642, тобто в 744 разів. Причина проста: зсув лише переставляє стовпчики гістограми, а індекс відповідності залежить тільки від їхнього набору, не від порядку. Хі-квадрат же порівнює гістограму з конкретним еталоном, і тому «відчуває» фазу.</w:t>
+        <w:t>Індекс відповідності не змінився взагалі: усі 26 значень збіглися до останнього знаку. Хі-квадрат натомість змінюється від 25 до 18642, тобто у 744 рази. Причина проста: зсув лише переставляє стовпчики гістограми, а індекс відповідності залежить тільки від їхнього набору, не від порядку. Хі-квадрат же порівнює гістограму з конкретним еталоном, і тому «відчуває» фазу.</w:t>
       </w:r>
     </w:p>
     <w:p>
@@ -2841,7 +2841,7 @@
           <w:i w:val="0"/>
           <w:sz w:val="28"/>
         </w:rPr>
-        <w:t>Практичний висновок такий: індекс відповідності відповідає на запитання «який це тип шифру» (моноалфавітний чи ні) і не здатен дати ключ, а хі-квадрат — навпаки. У попередній лабораторній роботі саме індекс відповідності виявив поліалфавітну структуру; тут він лише підтверджує, що шифр моноалфавітний, а всю роботу щодо ключа виконує хі-квадрат.</w:t>
+        <w:t>Практичний висновок такий: індекс відповідності є інваріантним щодо зсуву Цезаря, тому не дає змоги визначити ключ. Водночас його значення може використовуватися як статистична характеристика розподілу символів і як допоміжний показник у криптоаналізі — зокрема, саме він в останньому експерименті роботи показує, що шифротекст став невідрізнюваним від рівномірної послідовності. У попередній лабораторній роботі індекс відповідності виявив поліалфавітну структуру шифру; тут усю роботу щодо ключа виконує хі-квадрат.</w:t>
       </w:r>
     </w:p>
     <w:p>
@@ -2875,7 +2875,24 @@
           <w:i w:val="0"/>
           <w:sz w:val="28"/>
         </w:rPr>
-        <w:t>Це основний експеримент роботи. Для кожної довжини повідомлення бралося 200 випадкових фрагментів корпусу, кожен шифрувався випадковим ключем, після чого всі чотири правила намагалися цей ключ відновити. Результати наведено на рисунку 3.7 і в таблиці 3.4.</w:t>
+        <w:t>Це основний експеримент роботи. Для кожної довжини повідомлення бралося 200 випадкових фрагментів тексту, кожен шифрувався випадковим ключем, після чого всі чотири правила намагалися цей ключ відновити. Результати наведено на рисунку 3.7 і в таблиці 3.4.</w:t>
+      </w:r>
+    </w:p>
+    <w:p>
+      <w:pPr>
+        <w:keepNext w:val="0"/>
+        <w:spacing w:line="360" w:lineRule="auto" w:after="0" w:before="0"/>
+        <w:ind w:firstLine="709"/>
+        <w:jc w:val="both"/>
+      </w:pPr>
+      <w:r>
+        <w:rPr>
+          <w:rFonts w:ascii="Times New Roman" w:hAnsi="Times New Roman" w:eastAsia="Times New Roman" w:cs="Times New Roman"/>
+          <w:b w:val="0"/>
+          <w:i w:val="0"/>
+          <w:sz w:val="28"/>
+        </w:rPr>
+        <w:t>Використані дані. Фрагменти нарізаються з файлу data/sample_plaintext.txt, що входить до репозиторію роботи: це суцільний англійський текст обсягом 2 501 байт (2497 символів після нормалізації пробілів), який містить лише літери A–Z, пробіли та розділові знаки; перед нарізанням із нього прибрано розбиття на рядки. Статистику квадриграм узято з іншого, значно більшого корпусу: вісім книжок суспільного надбання з бібліотеки Project Gutenberg, зведених до послідовності літер A–Z після видалення службових текстів ліцензії, разом 5 623 458 літер; у модель збережено 4-грами з частотою не менше трьох, усього 54 626 записів; скрипт побудови моделі та сама модель зберігаються в репозиторії роботи. Зерна генераторів псевдовипадкових чисел зафіксовано (20260923 для цього експерименту, 4242 і 77 для двох наступних), тому весь прогін відтворюється число в число.</w:t>
       </w:r>
     </w:p>
     <w:p>
@@ -3801,7 +3818,7 @@
           <w:i w:val="0"/>
           <w:sz w:val="28"/>
         </w:rPr>
-        <w:t>У цій серії випробувань квадриграми першими досягли 100 % — уже на довжині 15 символів; хі-квадрат і логправдоподібність за частотами літер досягли 100 % на 40 символах, а наївне правило не досягло 100 % навіть на 200 символах (96,5 %). Перевага квадриграм на коротких текстах закономірна: вони враховують не лише частоти літер, а й порядок, у якому ті стоять.</w:t>
+        <w:t>У цій серії випробувань квадриграми першими досягли 100 % — уже на довжині 15 символів; хі-квадрат і логарифмічна правдоподібність за частотами літер досягли 100 % на 40 символах, а наївне правило не досягло 100 % навіть на 200 символах (96,5 %). Перевага квадриграм на коротких текстах закономірна: вони враховують не лише частоти літер, а й порядок, у якому ті стоять.</w:t>
       </w:r>
     </w:p>
     <w:p>
@@ -3835,7 +3852,7 @@
           <w:i w:val="0"/>
           <w:sz w:val="28"/>
         </w:rPr>
-        <w:t>Для умови задачі це означає, що гарантована довжина повідомлення L ≥ 67 із великим запасом перекриває поріг усіх трьох статистичних правил. Саме тому надісланий розв’язок із простим критерієм хі-квадрат проходить валідатори.</w:t>
+        <w:t>Для умови задачі це означає таке. Мінімальна довжина повідомлення, передбачена умовою задачі, L ≥ 67, суттєво перевищує довжини, на яких у проведеній серії випробувань усі три статистичні правила досягли 100 % правильних визначень ключа. Саме тому надісланий розв’язок із простим критерієм хі-квадрат проходить валідатори.</w:t>
       </w:r>
     </w:p>
     <w:p>
@@ -3869,7 +3886,7 @@
           <w:i w:val="0"/>
           <w:sz w:val="28"/>
         </w:rPr>
-        <w:t xml:space="preserve">Правило «найчастіша літера шифротексту відповідає E» цікаве тим, що помиляється не випадково, а строго передбачувано: його похибка точно дорівнює зсуву найчастішої літери </w:t>
+        <w:t xml:space="preserve">Правило «найчастіша літера шифротексту відповідає E» цікаве тим, що помиляється не випадково, а передбачувано: його похибка безпосередньо пов’язана зі зсувом найчастішої літери </w:t>
       </w:r>
       <w:r>
         <w:rPr>
@@ -3900,7 +3917,7 @@
       <w:r>
         <w:drawing>
           <wp:inline xmlns:a="http://schemas.openxmlformats.org/drawingml/2006/main" xmlns:pic="http://schemas.openxmlformats.org/drawingml/2006/picture">
-            <wp:extent cx="5803526" cy="2880000"/>
+            <wp:extent cx="5940000" cy="2800689"/>
             <wp:docPr id="8" name="Picture 8"/>
             <wp:cNvGraphicFramePr>
               <a:graphicFrameLocks noChangeAspect="1"/>
@@ -3921,7 +3938,7 @@
                   <pic:spPr>
                     <a:xfrm>
                       <a:off x="0" y="0"/>
-                      <a:ext cx="5803526" cy="2880000"/>
+                      <a:ext cx="5940000" cy="2800689"/>
                     </a:xfrm>
                     <a:prstGeom prst="rect"/>
                   </pic:spPr>
@@ -4204,7 +4221,306 @@
           <w:i w:val="0"/>
           <w:sz w:val="28"/>
         </w:rPr>
-        <w:t>Точність правила склала 57,4 %, що добре узгоджується з часткою фрагментів, у яких найчастішою літерою справді виявилася E (61,4 %). Методичний висновок очевидний: правило спирається рівно на одне спостереження, тоді як хі-квадрат використовує всі 26 і тому стійкіший до випадкових коливань.</w:t>
+        <w:t>Точність правила становила 57,4 %, тоді як частка фрагментів, у яких найчастішою літерою справді виявилася E, дорівнює 61,4 %. Розрив між цими величинами пояснюється нічиями за максимумом гістограми та правилом їх розв’язання. На фрагментах такої довжини лічильники малі, тому в 23,4 % випробувань максимум досягався одразу на кількох літерах; правило розв’язує нічию на користь літери з меншим номером в алфавіті, а циклічний зсув такого вибору не зберігає. Кількісно це показано в таблиці 3.6.</w:t>
+      </w:r>
+    </w:p>
+    <w:p>
+      <w:pPr>
+        <w:keepNext/>
+        <w:spacing w:line="360" w:lineRule="auto" w:after="40" w:before="0"/>
+        <w:ind w:firstLine="0"/>
+        <w:jc w:val="both"/>
+      </w:pPr>
+      <w:r>
+        <w:rPr>
+          <w:rFonts w:ascii="Times New Roman" w:hAnsi="Times New Roman" w:eastAsia="Times New Roman" w:cs="Times New Roman"/>
+          <w:b w:val="0"/>
+          <w:i w:val="0"/>
+          <w:sz w:val="28"/>
+        </w:rPr>
+        <w:t>Таблиця 3.6 – Вплив нічиїх за максимумом на похибку наївного правила</w:t>
+      </w:r>
+    </w:p>
+    <w:tbl>
+      <w:tblPr>
+        <w:tblStyle w:val="TableGrid"/>
+        <w:tblW w:type="auto" w:w="0"/>
+        <w:jc w:val="center"/>
+        <w:tblLook w:firstColumn="1" w:firstRow="1" w:lastColumn="0" w:lastRow="0" w:noHBand="0" w:noVBand="1" w:val="04A0"/>
+      </w:tblPr>
+      <w:tblGrid>
+        <w:gridCol w:w="2339"/>
+        <w:gridCol w:w="2339"/>
+        <w:gridCol w:w="2339"/>
+        <w:gridCol w:w="2339"/>
+      </w:tblGrid>
+      <w:tr>
+        <w:tc>
+          <w:tcPr>
+            <w:tcW w:type="dxa" w:w="2619"/>
+          </w:tcPr>
+          <w:p>
+            <w:pPr>
+              <w:spacing w:line="240" w:lineRule="auto" w:after="0"/>
+              <w:jc w:val="center"/>
+            </w:pPr>
+            <w:r>
+              <w:rPr>
+                <w:rFonts w:ascii="Times New Roman" w:hAnsi="Times New Roman"/>
+                <w:b/>
+                <w:i w:val="0"/>
+                <w:sz w:val="24"/>
+              </w:rPr>
+              <w:t>Випадок</w:t>
+            </w:r>
+          </w:p>
+        </w:tc>
+        <w:tc>
+          <w:tcPr>
+            <w:tcW w:type="dxa" w:w="2432"/>
+          </w:tcPr>
+          <w:p>
+            <w:pPr>
+              <w:spacing w:line="240" w:lineRule="auto" w:after="0"/>
+              <w:jc w:val="center"/>
+            </w:pPr>
+            <w:r>
+              <w:rPr>
+                <w:rFonts w:ascii="Times New Roman" w:hAnsi="Times New Roman"/>
+                <w:b/>
+                <w:i w:val="0"/>
+                <w:sz w:val="24"/>
+              </w:rPr>
+              <w:t>Частка випробувань</w:t>
+            </w:r>
+          </w:p>
+        </w:tc>
+        <w:tc>
+          <w:tcPr>
+            <w:tcW w:type="dxa" w:w="2058"/>
+          </w:tcPr>
+          <w:p>
+            <w:pPr>
+              <w:spacing w:line="240" w:lineRule="auto" w:after="0"/>
+              <w:jc w:val="center"/>
+            </w:pPr>
+            <w:r>
+              <w:rPr>
+                <w:rFonts w:ascii="Times New Roman" w:hAnsi="Times New Roman"/>
+                <w:b/>
+                <w:i w:val="0"/>
+                <w:sz w:val="24"/>
+              </w:rPr>
+              <w:t>Формула похибки</w:t>
+            </w:r>
+          </w:p>
+        </w:tc>
+        <w:tc>
+          <w:tcPr>
+            <w:tcW w:type="dxa" w:w="2245"/>
+          </w:tcPr>
+          <w:p>
+            <w:pPr>
+              <w:spacing w:line="240" w:lineRule="auto" w:after="0"/>
+              <w:jc w:val="center"/>
+            </w:pPr>
+            <w:r>
+              <w:rPr>
+                <w:rFonts w:ascii="Times New Roman" w:hAnsi="Times New Roman"/>
+                <w:b/>
+                <w:i w:val="0"/>
+                <w:sz w:val="24"/>
+              </w:rPr>
+              <w:t>Точність правила</w:t>
+            </w:r>
+          </w:p>
+        </w:tc>
+      </w:tr>
+      <w:tr>
+        <w:tc>
+          <w:tcPr>
+            <w:tcW w:type="dxa" w:w="2619"/>
+          </w:tcPr>
+          <w:p>
+            <w:pPr>
+              <w:spacing w:line="240" w:lineRule="auto" w:after="0"/>
+              <w:jc w:val="left"/>
+            </w:pPr>
+            <w:r>
+              <w:rPr>
+                <w:rFonts w:ascii="Times New Roman" w:hAnsi="Times New Roman"/>
+                <w:b w:val="0"/>
+                <w:i w:val="0"/>
+                <w:sz w:val="24"/>
+              </w:rPr>
+              <w:t>Максимум єдиний</w:t>
+            </w:r>
+          </w:p>
+        </w:tc>
+        <w:tc>
+          <w:tcPr>
+            <w:tcW w:type="dxa" w:w="2432"/>
+          </w:tcPr>
+          <w:p>
+            <w:pPr>
+              <w:spacing w:line="240" w:lineRule="auto" w:after="0"/>
+              <w:jc w:val="center"/>
+            </w:pPr>
+            <w:r>
+              <w:rPr>
+                <w:rFonts w:ascii="Times New Roman" w:hAnsi="Times New Roman"/>
+                <w:b w:val="0"/>
+                <w:i w:val="0"/>
+                <w:sz w:val="24"/>
+              </w:rPr>
+              <w:t>76,7 % (1533)</w:t>
+            </w:r>
+          </w:p>
+        </w:tc>
+        <w:tc>
+          <w:tcPr>
+            <w:tcW w:type="dxa" w:w="2058"/>
+          </w:tcPr>
+          <w:p>
+            <w:pPr>
+              <w:spacing w:line="240" w:lineRule="auto" w:after="0"/>
+              <w:jc w:val="center"/>
+            </w:pPr>
+            <w:r>
+              <w:rPr>
+                <w:rFonts w:ascii="Times New Roman" w:hAnsi="Times New Roman"/>
+                <w:b w:val="0"/>
+                <w:i w:val="0"/>
+                <w:sz w:val="24"/>
+              </w:rPr>
+              <w:t>1533 з 1533</w:t>
+            </w:r>
+          </w:p>
+        </w:tc>
+        <w:tc>
+          <w:tcPr>
+            <w:tcW w:type="dxa" w:w="2245"/>
+          </w:tcPr>
+          <w:p>
+            <w:pPr>
+              <w:spacing w:line="240" w:lineRule="auto" w:after="0"/>
+              <w:jc w:val="center"/>
+            </w:pPr>
+            <w:r>
+              <w:rPr>
+                <w:rFonts w:ascii="Times New Roman" w:hAnsi="Times New Roman"/>
+                <w:b w:val="0"/>
+                <w:i w:val="0"/>
+                <w:sz w:val="24"/>
+              </w:rPr>
+              <w:t>65,1 %</w:t>
+            </w:r>
+          </w:p>
+        </w:tc>
+      </w:tr>
+      <w:tr>
+        <w:tc>
+          <w:tcPr>
+            <w:tcW w:type="dxa" w:w="2619"/>
+          </w:tcPr>
+          <w:p>
+            <w:pPr>
+              <w:spacing w:line="240" w:lineRule="auto" w:after="0"/>
+              <w:jc w:val="left"/>
+            </w:pPr>
+            <w:r>
+              <w:rPr>
+                <w:rFonts w:ascii="Times New Roman" w:hAnsi="Times New Roman"/>
+                <w:b w:val="0"/>
+                <w:i w:val="0"/>
+                <w:sz w:val="24"/>
+              </w:rPr>
+              <w:t>Є нічия за максимумом</w:t>
+            </w:r>
+          </w:p>
+        </w:tc>
+        <w:tc>
+          <w:tcPr>
+            <w:tcW w:type="dxa" w:w="2432"/>
+          </w:tcPr>
+          <w:p>
+            <w:pPr>
+              <w:spacing w:line="240" w:lineRule="auto" w:after="0"/>
+              <w:jc w:val="center"/>
+            </w:pPr>
+            <w:r>
+              <w:rPr>
+                <w:rFonts w:ascii="Times New Roman" w:hAnsi="Times New Roman"/>
+                <w:b w:val="0"/>
+                <w:i w:val="0"/>
+                <w:sz w:val="24"/>
+              </w:rPr>
+              <w:t>23,4 % (467)</w:t>
+            </w:r>
+          </w:p>
+        </w:tc>
+        <w:tc>
+          <w:tcPr>
+            <w:tcW w:type="dxa" w:w="2058"/>
+          </w:tcPr>
+          <w:p>
+            <w:pPr>
+              <w:spacing w:line="240" w:lineRule="auto" w:after="0"/>
+              <w:jc w:val="center"/>
+            </w:pPr>
+            <w:r>
+              <w:rPr>
+                <w:rFonts w:ascii="Times New Roman" w:hAnsi="Times New Roman"/>
+                <w:b w:val="0"/>
+                <w:i w:val="0"/>
+                <w:sz w:val="24"/>
+              </w:rPr>
+              <w:t>не гарантована</w:t>
+            </w:r>
+          </w:p>
+        </w:tc>
+        <w:tc>
+          <w:tcPr>
+            <w:tcW w:type="dxa" w:w="2245"/>
+          </w:tcPr>
+          <w:p>
+            <w:pPr>
+              <w:spacing w:line="240" w:lineRule="auto" w:after="0"/>
+              <w:jc w:val="center"/>
+            </w:pPr>
+            <w:r>
+              <w:rPr>
+                <w:rFonts w:ascii="Times New Roman" w:hAnsi="Times New Roman"/>
+                <w:b w:val="0"/>
+                <w:i w:val="0"/>
+                <w:sz w:val="24"/>
+              </w:rPr>
+              <w:t>32,1 %</w:t>
+            </w:r>
+          </w:p>
+        </w:tc>
+      </w:tr>
+    </w:tbl>
+    <w:p>
+      <w:pPr>
+        <w:spacing w:after="120"/>
+      </w:pPr>
+    </w:p>
+    <w:p>
+      <w:pPr>
+        <w:keepNext w:val="0"/>
+        <w:spacing w:line="360" w:lineRule="auto" w:after="0" w:before="0"/>
+        <w:ind w:firstLine="709"/>
+        <w:jc w:val="both"/>
+      </w:pPr>
+      <w:r>
+        <w:rPr>
+          <w:rFonts w:ascii="Times New Roman" w:hAnsi="Times New Roman" w:eastAsia="Times New Roman" w:cs="Times New Roman"/>
+          <w:b w:val="0"/>
+          <w:i w:val="0"/>
+          <w:sz w:val="28"/>
+        </w:rPr>
+        <w:t>Отже, формула «похибка дорівнює зсуву найчастішої літери тексту відносно E» є точною за умови, що максимум гістограми єдиний: у цій серії вона виконалася в усіх 1533 таких випробуваннях без жодного винятку. Методичний висновок від цього не змінюється: правило спирається рівно на одне спостереження, тоді як хі-квадрат використовує всі 26 і тому стійкіший до коливань коротких вибірок.</w:t>
       </w:r>
     </w:p>
     <w:p>
@@ -4314,7 +4630,7 @@
           <w:i w:val="0"/>
           <w:sz w:val="28"/>
         </w:rPr>
-        <w:t>Таблиця 3.6 – Порівняння двох способів шифрування одного тексту</w:t>
+        <w:t>Таблиця 3.7 – Порівняння двох способів шифрування одного тексту</w:t>
       </w:r>
     </w:p>
     <w:tbl>
@@ -4674,7 +4990,7 @@
           <w:i w:val="0"/>
           <w:sz w:val="28"/>
         </w:rPr>
-        <w:t>Це, звісно, не робить такий шифр придатним на практиці: ключ у ньому завдовжки з саме повідомлення, і його ще треба якось передати одержувачу. Демонстрація показує лише те, на чому саме тримається частотний аналіз, і тим самим пояснює наведену в умові вимогу до шифрограм.</w:t>
+        <w:t>Цей приклад не є пропозицією практичної схеми: для незалежного випадкового зсуву кожної літери ключова послідовність повинна мати довжину, порівнянну з довжиною повідомлення, та безпечно передаватися одержувачу — фактично це вже наближення до ідеї одноразового ключа. Демонстрація показує лише те, на чому саме тримається частотний аналіз, і тим самим пояснює наведену в умові вимогу до шифрограм.</w:t>
       </w:r>
     </w:p>
     <w:p>
@@ -4730,7 +5046,7 @@
           <w:i w:val="0"/>
           <w:sz w:val="28"/>
         </w:rPr>
-        <w:t>2. Злам цього шифру є задачею вибору, а не пошуку: простір ключів містить 26 варіантів, що відповідає ентропії 4,70 біта, тому перебір тривіальний, і вся складність зосереджена у вирішальному правилі.</w:t>
+        <w:t>2. Через малий простір ключів практичний злам шифру Цезаря зводиться до повного перебору 26 можливих зсувів і вибору найкращого кандидата за статистичним критерієм. Такий простір відповідає ентропії 4,70 біта, тому перебір тривіальний, і вся складність зосереджена у вирішальному правилі.</w:t>
       </w:r>
     </w:p>
     <w:p>
@@ -4747,7 +5063,7 @@
           <w:i w:val="0"/>
           <w:sz w:val="28"/>
         </w:rPr>
-        <w:t>3. Зсув зберігає форму частотного розподілу, лише обертаючи гістограму на k позицій. Індекс відповідності при цьому не змінюється зовсім — усі 26 значень збігаються до останнього знаку, — а хі-квадрат змінюється у 744 разів. Саме тому ключ дає хі-квадрат, а індекс відповідності здатен вказати лише на тип шифру.</w:t>
+        <w:t>3. Зсув зберігає форму частотного розподілу, лише обертаючи гістограму на k позицій. Індекс відповідності при цьому не змінюється зовсім — усі 26 значень збігаються до останнього знаку, — а хі-квадрат змінюється у 744 рази. Саме тому ключ дає хі-квадрат: інваріантний індекс відповідності не містить інформації про конкретне значення зсуву.</w:t>
       </w:r>
     </w:p>
     <w:p>
@@ -4781,7 +5097,7 @@
           <w:i w:val="0"/>
           <w:sz w:val="28"/>
         </w:rPr>
-        <w:t>5. Похибка наївного правила має регулярну природу: вона дорівнює зсуву найчастішої літери відкритого тексту відносно E. Тому його точність (57,4 % на фрагментах по 40 символів) майже збігається з часткою фрагментів, у яких найчастішою літерою справді є E.</w:t>
+        <w:t>5. Похибка наївного правила має регулярну природу: якщо максимум гістограми єдиний, вона дорівнює зсуву найчастішої літери відкритого тексту відносно E — у цій серії без жодного винятку на 1533 випробуваннях. Тому точність правила (57,4 % на фрагментах по 40 символів) близька до частки фрагментів, у яких найчастішою літерою справді є E (61,4 %); розрив дають нічиї за максимумом, які трапилися у 23,4 % випробувань.</w:t>
       </w:r>
     </w:p>
     <w:p>
@@ -4798,7 +5114,7 @@
           <w:i w:val="0"/>
           <w:sz w:val="28"/>
         </w:rPr>
-        <w:t>6. Вимогу умови щодо відсутності статистичних закономірностей підтверджено вимірюванням: для шифру Цезаря контраст між найкращим і найгіршим кандидатом склав 744 разів, а для шифру з випадковим зсувом на кожну позицію — лише 2,7 раза, і атака перестала розрізняти кандидатів.</w:t>
+        <w:t>6. Вимогу умови щодо відсутності статистичних закономірностей підтверджено вимірюванням: для шифру Цезаря значення хі-квадрат у найкращого й найгіршого кандидатів відрізнялися приблизно у 744 рази, а для шифру з випадковим зсувом на кожну позицію — лише у 2,7 раза, і атака перестала розрізняти кандидатів.</w:t>
       </w:r>
     </w:p>
     <w:p>
@@ -5029,7 +5345,7 @@
           <w:i w:val="0"/>
           <w:sz w:val="28"/>
         </w:rPr>
-        <w:t>Нижче наведено повний текст файла solution/codingame_solution.py — саме цей код надіслано на платформу CodinGame й оцінено валідаторами на 100 %. Решта вихідних текстів роботи (ядро шифру, модуль зламу з чотирма правилами рішення, статистичні метрики, набір зі 102 автоматичних тестів, скрипти експериментів і незалежна реалізація мовою C#) не наводиться тут, щоб не переобтяжувати звіт, і доступна в репозиторії: https://github.com/RE22GDV/LR3-Frequency</w:t>
+        <w:t>Нижче наведено повний текст файла solution/codingame_solution.py. Його виконуваний код надіслано на платформу CodinGame й оцінено валідаторами на 100 %; у репозиторії до цього коду додано лише заголовний коментар з умовою задачі та описом методу. Решта вихідних текстів роботи — ядро шифру, модуль зламу з чотирма правилами рішення, статистичні метрики, набір зі 102 автоматичних тестів, скрипти експериментів і незалежна реалізація мовою C# — не наводиться тут, щоб не переобтяжувати звіт, і доступна в репозиторії роботи за посиланням, наведеним у списку використаних джерел.</w:t>
       </w:r>
     </w:p>
     <w:p>
@@ -5122,7 +5438,7 @@
           <w:rFonts w:ascii="Courier New" w:hAnsi="Courier New" w:eastAsia="Courier New" w:cs="Courier New"/>
           <w:sz w:val="18"/>
         </w:rPr>
-        <w:t xml:space="preserve">This file is kept ASCII-only and byte-identical to the accepted submission;</w:t>
+        <w:t xml:space="preserve">This file is kept ASCII-only. The executable code is exactly what was</w:t>
       </w:r>
     </w:p>
     <w:p>
@@ -5136,7 +5452,21 @@
           <w:rFonts w:ascii="Courier New" w:hAnsi="Courier New" w:eastAsia="Courier New" w:cs="Courier New"/>
           <w:sz w:val="18"/>
         </w:rPr>
-        <w:t xml:space="preserve">the Ukrainian write-up lives in README.md and in src/freqcrack/.</w:t>
+        <w:t xml:space="preserve">submitted and accepted; only this header comment is added here.</w:t>
+      </w:r>
+    </w:p>
+    <w:p>
+      <w:pPr>
+        <w:spacing w:line="240" w:lineRule="auto" w:after="0" w:before="0"/>
+        <w:ind w:firstLine="0"/>
+        <w:jc w:val="left"/>
+      </w:pPr>
+      <w:r>
+        <w:rPr>
+          <w:rFonts w:ascii="Courier New" w:hAnsi="Courier New" w:eastAsia="Courier New" w:cs="Courier New"/>
+          <w:sz w:val="18"/>
+        </w:rPr>
+        <w:t xml:space="preserve">The Ukrainian write-up lives in README.md and in src/freqcrack/.</w:t>
       </w:r>
     </w:p>
     <w:p>
@@ -5218,7 +5548,7 @@
           <w:rFonts w:ascii="Courier New" w:hAnsi="Courier New" w:eastAsia="Courier New" w:cs="Courier New"/>
           <w:sz w:val="18"/>
         </w:rPr>
-        <w:t xml:space="preserve">Method: the key space has only 26 elements, so this is a decision problem</w:t>
+        <w:t xml:space="preserve">Method: the key space holds only 26 elements, so breaking the cipher in</w:t>
       </w:r>
     </w:p>
     <w:p>
@@ -5232,7 +5562,21 @@
           <w:rFonts w:ascii="Courier New" w:hAnsi="Courier New" w:eastAsia="Courier New" w:cs="Courier New"/>
           <w:sz w:val="18"/>
         </w:rPr>
-        <w:t xml:space="preserve">rather than a search. Every candidate shift is scored with the chi-squared</w:t>
+        <w:t xml:space="preserve">practice comes down to trying every shift and picking the best candidate</w:t>
+      </w:r>
+    </w:p>
+    <w:p>
+      <w:pPr>
+        <w:spacing w:line="240" w:lineRule="auto" w:after="0" w:before="0"/>
+        <w:ind w:firstLine="0"/>
+        <w:jc w:val="left"/>
+      </w:pPr>
+      <w:r>
+        <w:rPr>
+          <w:rFonts w:ascii="Courier New" w:hAnsi="Courier New" w:eastAsia="Courier New" w:cs="Courier New"/>
+          <w:sz w:val="18"/>
+        </w:rPr>
+        <w:t xml:space="preserve">by a statistical criterion. Every candidate is scored with the chi-squared</w:t>
       </w:r>
     </w:p>
     <w:p>
@@ -5314,7 +5658,35 @@
           <w:rFonts w:ascii="Courier New" w:hAnsi="Courier New" w:eastAsia="Courier New" w:cs="Courier New"/>
           <w:sz w:val="18"/>
         </w:rPr>
-        <w:t xml:space="preserve">Time O(26 * L), extra memory O(26).</w:t>
+        <w:t xml:space="preserve">The histogram is built once and then rotated, and the message itself is</w:t>
+      </w:r>
+    </w:p>
+    <w:p>
+      <w:pPr>
+        <w:spacing w:line="240" w:lineRule="auto" w:after="0" w:before="0"/>
+        <w:ind w:firstLine="0"/>
+        <w:jc w:val="left"/>
+      </w:pPr>
+      <w:r>
+        <w:rPr>
+          <w:rFonts w:ascii="Courier New" w:hAnsi="Courier New" w:eastAsia="Courier New" w:cs="Courier New"/>
+          <w:sz w:val="18"/>
+        </w:rPr>
+        <w:t xml:space="preserve">decrypted once, so the cost is O(L + 26^2) time and O(26) extra memory.</w:t>
+      </w:r>
+    </w:p>
+    <w:p>
+      <w:pPr>
+        <w:spacing w:line="240" w:lineRule="auto" w:after="0" w:before="0"/>
+        <w:ind w:firstLine="0"/>
+        <w:jc w:val="left"/>
+      </w:pPr>
+      <w:r>
+        <w:rPr>
+          <w:rFonts w:ascii="Courier New" w:hAnsi="Courier New" w:eastAsia="Courier New" w:cs="Courier New"/>
+          <w:sz w:val="18"/>
+        </w:rPr>
+        <w:t xml:space="preserve">As 26 is a constant, this is O(L).</w:t>
       </w:r>
     </w:p>
     <w:p>

--- a/docs/ЛР_3_Гандзюк_Дмитро_РС-61мн.docx
+++ b/docs/ЛР_3_Гандзюк_Дмитро_РС-61мн.docx
@@ -918,6 +918,23 @@
       <w:pPr>
         <w:spacing w:after="120"/>
       </w:pPr>
+    </w:p>
+    <w:p>
+      <w:pPr>
+        <w:keepNext w:val="0"/>
+        <w:spacing w:line="360" w:lineRule="auto" w:after="0" w:before="0"/>
+        <w:ind w:firstLine="709"/>
+        <w:jc w:val="both"/>
+      </w:pPr>
+      <w:r>
+        <w:rPr>
+          <w:rFonts w:ascii="Times New Roman" w:hAnsi="Times New Roman" w:eastAsia="Times New Roman" w:cs="Times New Roman"/>
+          <w:b w:val="0"/>
+          <w:i w:val="0"/>
+          <w:sz w:val="28"/>
+        </w:rPr>
+        <w:t>За оцінки ентропії англійського тексту h ≈ 1,5 біта/символ надлишковість мови становить D = log&lt;sub rise=2 size=7&gt;2&lt;/sub&gt;26 − h ≈ 3,20 біта/символ, тому орієнтовна відстань єдиності дорівнює n&lt;sub rise=2 size=7&gt;0&lt;/sub&gt; = H(K) / D ≈ 4,70 / 3,20 ≈ 1,47 символу.</w:t>
+      </w:r>
     </w:p>
     <w:p>
       <w:pPr>
@@ -2841,7 +2858,7 @@
           <w:i w:val="0"/>
           <w:sz w:val="28"/>
         </w:rPr>
-        <w:t>Практичний висновок такий: індекс відповідності є інваріантним щодо зсуву Цезаря, тому не дає змоги визначити ключ. Водночас його значення може використовуватися як статистична характеристика розподілу символів і як допоміжний показник у криптоаналізі — зокрема, саме він в останньому експерименті роботи показує, що шифротекст став невідрізнюваним від рівномірної послідовності. У попередній лабораторній роботі індекс відповідності виявив поліалфавітну структуру шифру; тут усю роботу щодо ключа виконує хі-квадрат.</w:t>
+        <w:t>Практичний висновок такий: індекс відповідності є інваріантним щодо зсуву Цезаря, тому не дає змоги визначити ключ. Водночас його значення може використовуватися як статистична характеристика розподілу символів і як допоміжний показник у криптоаналізі — зокрема, в останньому експерименті роботи його значення для шифротексту наближається до значення, характерного для рівномірного розподілу. У попередній лабораторній роботі індекс відповідності виявив поліалфавітну структуру шифру; тут усю роботу щодо ключа виконує хі-квадрат.</w:t>
       </w:r>
     </w:p>
     <w:p>
@@ -4311,7 +4328,7 @@
                 <w:i w:val="0"/>
                 <w:sz w:val="24"/>
               </w:rPr>
-              <w:t>Формула похибки</w:t>
+              <w:t>Виконання формули похибки</w:t>
             </w:r>
           </w:p>
         </w:tc>
@@ -4393,7 +4410,7 @@
                 <w:i w:val="0"/>
                 <w:sz w:val="24"/>
               </w:rPr>
-              <w:t>1533 з 1533</w:t>
+              <w:t>1533 із 1533</w:t>
             </w:r>
           </w:p>
         </w:tc>
@@ -4475,7 +4492,7 @@
                 <w:i w:val="0"/>
                 <w:sz w:val="24"/>
               </w:rPr>
-              <w:t>не гарантована</w:t>
+              <w:t>не гарантовано</w:t>
             </w:r>
           </w:p>
         </w:tc>
@@ -5131,7 +5148,7 @@
           <w:i w:val="0"/>
           <w:sz w:val="28"/>
         </w:rPr>
-        <w:t>7. Практичний урок роботи: стійкість шифру визначає не розмір алфавіту й не зовнішня заплутаність перетворення, а те, чи лишає шифротекст статистичний слід відкритого тексту.</w:t>
+        <w:t>7. Практичний урок роботи: для розглянутих класичних шифрів важливим чинником стійкості до частотного аналізу є те, наскільки шифротекст зберігає статистичні закономірності відкритого тексту.</w:t>
       </w:r>
     </w:p>
     <w:p>
@@ -5289,7 +5306,24 @@
           <w:i w:val="0"/>
           <w:sz w:val="28"/>
         </w:rPr>
-        <w:t>8. Вихідний код роботи [Електронний ресурс]. – Режим доступу: https://github.com/RE22GDV/LR3-Frequency</w:t>
+        <w:t>8. Project Gutenberg [Електронний ресурс]. – Режим доступу: https://www.gutenberg.org/ (перелік восьми використаних книжок наведено у файлі tools/build_ngrams.py репозиторію роботи)</w:t>
+      </w:r>
+    </w:p>
+    <w:p>
+      <w:pPr>
+        <w:keepNext w:val="0"/>
+        <w:spacing w:line="360" w:lineRule="auto" w:after="160" w:before="0"/>
+        <w:ind w:firstLine="0"/>
+        <w:jc w:val="left"/>
+      </w:pPr>
+      <w:r>
+        <w:rPr>
+          <w:rFonts w:ascii="Times New Roman" w:hAnsi="Times New Roman" w:eastAsia="Times New Roman" w:cs="Times New Roman"/>
+          <w:b w:val="0"/>
+          <w:i w:val="0"/>
+          <w:sz w:val="28"/>
+        </w:rPr>
+        <w:t>9. Вихідний код роботи [Електронний ресурс]. – Режим доступу: https://github.com/RE22GDV/LR3-Frequency</w:t>
       </w:r>
     </w:p>
     <w:p>

--- a/docs/ЛР_3_Гандзюк_Дмитро_РС-61мн.docx
+++ b/docs/ЛР_3_Гандзюк_Дмитро_РС-61мн.docx
@@ -1125,7 +1125,7 @@
           <w:i w:val="0"/>
           <w:sz w:val="28"/>
         </w:rPr>
-        <w:t>Дрібна, але показова оптимізація в надісланому розв’язку: замість того щоб розшифровувати весь текст для кожного з 26 кандидатів, достатньо один раз побудувати гістограму шифротексту й циклічно зсувати її. Кожен кандидат тоді коштує 26 операцій замість L, а повне розшифрування виконується один раз — уже з відомим ключем. Обчислювальна складність такого розв’язку становить O(L + 26&lt;super rise=3 size=7&gt;2&lt;/super&gt;) за часом при O(26) додаткової пам’яті; оскільки 26 — константа, асимптотично це O(L).</w:t>
+        <w:t>Дрібна, але показова оптимізація в надісланому розв’язку: замість того щоб розшифровувати весь текст для кожного з 26 кандидатів, достатньо один раз побудувати гістограму шифротексту й циклічно зсувати її. Кожен кандидат тоді коштує 26 операцій замість L, а повне розшифрування виконується один раз — уже з відомим ключем. Обчислювальна складність такого розв’язку становить O(L + 26&lt;super rise=3 size=7&gt;2&lt;/super&gt;) за часом, тобто O(L), оскільки 26 — константа. Додаткова пам’ять — O(L): власне гістограма та пошук ключа потребують лише O(26), решту займає буфер вихідного рядка, який у наведеній реалізації накопичується повністю перед виведенням.</w:t>
       </w:r>
     </w:p>
     <w:p>
@@ -2095,7 +2095,7 @@
           <w:i w:val="0"/>
           <w:sz w:val="28"/>
         </w:rPr>
-        <w:t>Окрім офіційних тестів, написано набір із 102 автоматичних тестів. Вони перевіряють оборотність перетворення на 500 випадкових рядках; групову властивість зсувів; недоторканність нелітерних символів, зокрема цифр, розділових знаків і кирилиці; збереження регістру; інваріантність індексу відповідності щодо зсуву та, навпаки, чутливість критерію хі-квадрат. Реалізація мовою C# відновлює ті самі відкриті тексти, а окремий тест порівнює вихід обох реалізацій символ у символ. Увесь набір виконується автоматично при кожній зміні коду засобами GitHub Actions на трьох версіях Python.</w:t>
+        <w:t>Окрім офіційних тестів, написано набір зі 107 автоматичних тестів. Вони перевіряють оборотність перетворення на 500 випадкових рядках; групову властивість зсувів; недоторканність нелітерних символів, зокрема цифр, розділових знаків і кирилиці; збереження регістру; інваріантність індексу відповідності щодо зсуву та, навпаки, чутливість критерію хі-квадрат; стійкість програми до входу без жодної літери й неминучу невдачу всіх правил на тексті з нетиповим розподілом літер. Реалізація мовою C# відновлює ті самі відкриті тексти, а окремий тест порівнює вихід обох реалізацій символ у символ. Увесь набір виконується автоматично при кожній зміні коду засобами GitHub Actions на трьох версіях Python.</w:t>
       </w:r>
     </w:p>
     <w:p>
@@ -2602,7 +2602,7 @@
           <w:i w:val="0"/>
           <w:sz w:val="28"/>
         </w:rPr>
-        <w:t>Профіль хі-квадрат по 26 кандидатах</w:t>
+        <w:t>Профіль хі-квадрат для 26 кандидатів</w:t>
       </w:r>
     </w:p>
     <w:p>
@@ -2731,7 +2731,7 @@
           <w:i w:val="0"/>
           <w:sz w:val="28"/>
         </w:rPr>
-        <w:t>Правильний ключ виділяється однозначно: його значення хі-квадрат у 37 разів менше, ніж у наступного за якістю кандидата, а весь перебір триває 0,66 мілісекунди. Це типова картина для повідомлень такої довжини; поведінку на коротших текстах розглянуто далі.</w:t>
+        <w:t>Правильний ключ виділяється однозначно: його значення хі-квадрат у 37 разів менше, ніж у наступного за якістю кандидата, а весь перебір триває 0,65 мілісекунди. Це типова картина для повідомлень такої довжини; поведінку на коротших текстах розглянуто далі.</w:t>
       </w:r>
     </w:p>
     <w:p>
@@ -3852,7 +3852,7 @@
           <w:i w:val="0"/>
           <w:sz w:val="28"/>
         </w:rPr>
-        <w:t>Зіставимо це з теоретичною оцінкою. Відстань єдиності для 26 ключів становить близько 1,5 символу, тобто інформації в шифротексті вистачає майже одразу. Практичні ж 15–40 символів — це розрив між інформаційно-теоретичною оцінкою та можливостями конкретного вирішального правила; наведені числа характеризують саме цю серію випробувань на використаному корпусі.</w:t>
+        <w:t>Зіставимо це з теоретичною оцінкою. Відстань єдиності для 26 ключів становить близько 1,5 символу. Це наближений орієнтир у прийнятій моделі мови, а не твердження про те, що ключ можна однозначно відновити за одним-двома символами: формула Шеннона має модельний характер і нічого не каже про обчислювальну процедуру. Практичні 15–40 символів — це розрив між інформаційно-теоретичною оцінкою та можливостями конкретного вирішального правила; наведені числа характеризують саме цю серію випробувань на використаному тексті.</w:t>
       </w:r>
     </w:p>
     <w:p>
@@ -3869,7 +3869,24 @@
           <w:i w:val="0"/>
           <w:sz w:val="28"/>
         </w:rPr>
-        <w:t>Для умови задачі це означає таке. Мінімальна довжина повідомлення, передбачена умовою задачі, L ≥ 67, суттєво перевищує довжини, на яких у проведеній серії випробувань усі три статистичні правила досягли 100 % правильних визначень ключа. Саме тому надісланий розв’язок із простим критерієм хі-квадрат проходить валідатори.</w:t>
+        <w:t>Для умови задачі це означає таке. Мінімальна довжина повідомлення, передбачена умовою задачі, L ≥ 67, суттєво перевищує довжини, на яких у проведеній серії випробувань усі три статистичні правила досягли 100 % правильних визначень ключа. Це робить вибір критерію хі-квадрат виправданим, але саме проходження валідаторів є окремим фактом і підтверджується не цією серією, а результатом платформи CodinGame, наведеним вище.</w:t>
+      </w:r>
+    </w:p>
+    <w:p>
+      <w:pPr>
+        <w:keepNext w:val="0"/>
+        <w:spacing w:line="360" w:lineRule="auto" w:after="0" w:before="0"/>
+        <w:ind w:firstLine="709"/>
+        <w:jc w:val="both"/>
+      </w:pPr>
+      <w:r>
+        <w:rPr>
+          <w:rFonts w:ascii="Times New Roman" w:hAnsi="Times New Roman" w:eastAsia="Times New Roman" w:cs="Times New Roman"/>
+          <w:b w:val="0"/>
+          <w:i w:val="0"/>
+          <w:sz w:val="28"/>
+        </w:rPr>
+        <w:t>Довжина повідомлення сама по собі успіху не гарантує: вирішує не вона, а схожість розподілу літер на англійський. Контрприклад — рядок «I did it.», повторений вісім разів: 80 символів, тобто вдвічі більше за поріг із рисунка 3.7, але лише 48 літер і всього 3 різні з них. Жодне з чотирьох правил не знаходить справжнього ключа 3: хі-квадрат, частоти літер і квадриграми дають 18, наївне правило — 7. Тому твердження про 100 % стосується типових англомовних текстів, а не будь-якого повідомлення достатньої довжини.</w:t>
       </w:r>
     </w:p>
     <w:p>
@@ -4390,7 +4407,7 @@
                 <w:i w:val="0"/>
                 <w:sz w:val="24"/>
               </w:rPr>
-              <w:t>76,7 % (1533)</w:t>
+              <w:t>76,65 % (1533)</w:t>
             </w:r>
           </w:p>
         </w:tc>
@@ -4472,7 +4489,7 @@
                 <w:i w:val="0"/>
                 <w:sz w:val="24"/>
               </w:rPr>
-              <w:t>23,4 % (467)</w:t>
+              <w:t>23,35 % (467)</w:t>
             </w:r>
           </w:p>
         </w:tc>
@@ -4571,7 +4588,7 @@
           <w:i w:val="0"/>
           <w:sz w:val="28"/>
         </w:rPr>
-        <w:t>У постановці лабораторної роботи є пряма вимога: шифрограми мають бути без статистичних закономірностей, притаманних звичайному тексту. Перевіримо її експериментально. Зашифруємо один і той самий відкритий текст двома способами: звичайним зсувом Цезаря та зсувом, що для кожної позиції обирається випадково й незалежно. Профілі хі-квадрат наведено на рисунку 3.9.</w:t>
+        <w:t>У постановці лабораторної роботи є пряма вимога: шифрограми мають бути без статистичних закономірностей, притаманних звичайному тексту. Перевіримо її експериментально: зашифруємо один і той самий текст звичайним зсувом Цезаря та зсувом, що для кожної позиції обирається випадково й незалежно (рисунок 3.9).</w:t>
       </w:r>
     </w:p>
     <w:p>
@@ -4584,7 +4601,7 @@
       <w:r>
         <w:drawing>
           <wp:inline xmlns:a="http://schemas.openxmlformats.org/drawingml/2006/main" xmlns:pic="http://schemas.openxmlformats.org/drawingml/2006/picture">
-            <wp:extent cx="5940000" cy="2821861"/>
+            <wp:extent cx="3485869" cy="1656000"/>
             <wp:docPr id="9" name="Picture 9"/>
             <wp:cNvGraphicFramePr>
               <a:graphicFrameLocks noChangeAspect="1"/>
@@ -4605,7 +4622,7 @@
                   <pic:spPr>
                     <a:xfrm>
                       <a:off x="0" y="0"/>
-                      <a:ext cx="5940000" cy="2821861"/>
+                      <a:ext cx="3485869" cy="1656000"/>
                     </a:xfrm>
                     <a:prstGeom prst="rect"/>
                   </pic:spPr>
@@ -4990,24 +5007,7 @@
           <w:i w:val="0"/>
           <w:sz w:val="28"/>
         </w:rPr>
-        <w:t>У другому випадку профіль хі-квадрат майже плаский: жоден кандидат не виділяється, а індекс відповідності падає до 0,0392, тобто до значення рівномірного розподілу. Частотна атака перестає працювати не тому, що стала обчислювально складнішою, а тому, що в шифротексті не лишилося сліду, за який вона чіплялася.</w:t>
-      </w:r>
-    </w:p>
-    <w:p>
-      <w:pPr>
-        <w:keepNext w:val="0"/>
-        <w:spacing w:line="360" w:lineRule="auto" w:after="0" w:before="0"/>
-        <w:ind w:firstLine="709"/>
-        <w:jc w:val="both"/>
-      </w:pPr>
-      <w:r>
-        <w:rPr>
-          <w:rFonts w:ascii="Times New Roman" w:hAnsi="Times New Roman" w:eastAsia="Times New Roman" w:cs="Times New Roman"/>
-          <w:b w:val="0"/>
-          <w:i w:val="0"/>
-          <w:sz w:val="28"/>
-        </w:rPr>
-        <w:t>Цей приклад не є пропозицією практичної схеми: для незалежного випадкового зсуву кожної літери ключова послідовність повинна мати довжину, порівнянну з довжиною повідомлення, та безпечно передаватися одержувачу — фактично це вже наближення до ідеї одноразового ключа. Демонстрація показує лише те, на чому саме тримається частотний аналіз, і тим самим пояснює наведену в умові вимогу до шифрограм.</w:t>
+        <w:t>У другому випадку профіль хі-квадрат майже плаский, а індекс відповідності падає до 0,0392 — значення, характерного для рівномірного розподілу. Незалежні випадкові зсуви приховують саме частотний розподіл літер, тому розглянута атака на фіксований зсув стає непридатною; до того ж спільного ключа, який можна було б знайти перебором 26 варіантів, у такому шифрі немає. Це не означає, що жодних статистичних закономірностей не лишилося: пробіли, довжини слів, пунктуація та регістр залишаються видимими, бо шифр їх не торкається. Практичною схемою він теж не є — ключова послідовність завдовжки з повідомлення сама потребує безпечної передачі. Демонстрація пояснює лише те, на чому тримається частотний аналіз.</w:t>
       </w:r>
     </w:p>
     <w:p>
@@ -5046,7 +5046,7 @@
           <w:i w:val="0"/>
           <w:sz w:val="28"/>
         </w:rPr>
-        <w:t>1. Реалізовано злам шифру Цезаря без знання ключа. Розв’язок надіслано на CodinGame: пройдено п’ять видимих тестів, оцінка прихованих валідаторів — 100 %. Реалізацію продубльовано двома мовами (Python і C#) та покрито 102 автоматичними тестами.</w:t>
+        <w:t>1. Реалізовано злам шифру Цезаря без знання ключа: на CodinGame пройдено п’ять видимих тестів, оцінка прихованих валідаторів — 100 %. Реалізацію продубльовано мовами Python і C# та покрито 107 тестами.</w:t>
       </w:r>
     </w:p>
     <w:p>
@@ -5063,7 +5063,7 @@
           <w:i w:val="0"/>
           <w:sz w:val="28"/>
         </w:rPr>
-        <w:t>2. Через малий простір ключів практичний злам шифру Цезаря зводиться до повного перебору 26 можливих зсувів і вибору найкращого кандидата за статистичним критерієм. Такий простір відповідає ентропії 4,70 біта, тому перебір тривіальний, і вся складність зосереджена у вирішальному правилі.</w:t>
+        <w:t>2. Через малий простір ключів практичний злам шифру Цезаря зводиться до повного перебору 26 можливих зсувів і вибору найкращого кандидата за статистичним критерієм. Простір ключів відповідає ентропії 4,70 біта, тому вся складність — у вирішальному правилі.</w:t>
       </w:r>
     </w:p>
     <w:p>
@@ -5080,7 +5080,7 @@
           <w:i w:val="0"/>
           <w:sz w:val="28"/>
         </w:rPr>
-        <w:t>3. Зсув зберігає форму частотного розподілу, лише обертаючи гістограму на k позицій. Індекс відповідності при цьому не змінюється зовсім — усі 26 значень збігаються до останнього знаку, — а хі-квадрат змінюється у 744 рази. Саме тому ключ дає хі-квадрат: інваріантний індекс відповідності не містить інформації про конкретне значення зсуву.</w:t>
+        <w:t>3. Зсув зберігає форму частотного розподілу, лише обертаючи гістограму на k позицій. Індекс відповідності при цьому не змінюється зовсім — усі 26 значень збігаються до останнього знаку, — а хі-квадрат змінюється у 744 рази. Тому ключ дає саме хі-квадрат: інваріантний індекс нічого не каже про зсув.</w:t>
       </w:r>
     </w:p>
     <w:p>
@@ -5097,7 +5097,7 @@
           <w:i w:val="0"/>
           <w:sz w:val="28"/>
         </w:rPr>
-        <w:t>4. Вирішальні правила істотно різняться за вимогами до обсягу тексту. У проведеній серії квадриграми досягли 100 % на довжині 15 символів, хі-квадрат і частоти літер — на 40 символах, а наївне правило «найчастіша → E» не досягло 100 % і на 200 символах.</w:t>
+        <w:t>4. Вирішальні правила різняться за вимогами до обсягу тексту: у цій серії квадриграми досягли 100 % на 15 символах, хі-квадрат і частоти літер — на 40, а наївне правило — і на 200 ні. Водночас довжина успіху не гарантує: на тексті з 80 символів лише з трьома різними літерами помилилися всі правила.</w:t>
       </w:r>
     </w:p>
     <w:p>
@@ -5114,7 +5114,7 @@
           <w:i w:val="0"/>
           <w:sz w:val="28"/>
         </w:rPr>
-        <w:t>5. Похибка наївного правила має регулярну природу: якщо максимум гістограми єдиний, вона дорівнює зсуву найчастішої літери відкритого тексту відносно E — у цій серії без жодного винятку на 1533 випробуваннях. Тому точність правила (57,4 % на фрагментах по 40 символів) близька до частки фрагментів, у яких найчастішою літерою справді є E (61,4 %); розрив дають нічиї за максимумом, які трапилися у 23,4 % випробувань.</w:t>
+        <w:t>5. Похибка наївного правила регулярна: якщо максимум гістограми єдиний, вона дорівнює зсуву найчастішої літери тексту відносно E (без винятків на 1533 випробуваннях). Тому точність правила (57,4 % на фрагментах по 40 символів) близька до частки фрагментів із найчастішою E (61,4 %); розрив дають нічиї за максимумом, що трапилися у 23,4 % випробувань.</w:t>
       </w:r>
     </w:p>
     <w:p>
@@ -5131,7 +5131,7 @@
           <w:i w:val="0"/>
           <w:sz w:val="28"/>
         </w:rPr>
-        <w:t>6. Вимогу умови щодо відсутності статистичних закономірностей підтверджено вимірюванням: для шифру Цезаря значення хі-квадрат у найкращого й найгіршого кандидатів відрізнялися приблизно у 744 рази, а для шифру з випадковим зсувом на кожну позицію — лише у 2,7 раза, і атака перестала розрізняти кандидатів.</w:t>
+        <w:t>6. Вимогу умови щодо статистичних закономірностей перевірено вимірюванням: для шифру Цезаря значення хі-квадрат у найкращого й найгіршого кандидатів відрізнялися приблизно у 744 рази, а для шифру з випадковим зсувом на кожну позицію — лише у 2,7 раза. Такі зсуви приховують частотний розподіл літер, через що розглянута атака стає непридатною, хоча пробіли, пунктуація та регістр зберігаються.</w:t>
       </w:r>
     </w:p>
     <w:p>
@@ -5148,7 +5148,7 @@
           <w:i w:val="0"/>
           <w:sz w:val="28"/>
         </w:rPr>
-        <w:t>7. Практичний урок роботи: для розглянутих класичних шифрів важливим чинником стійкості до частотного аналізу є те, наскільки шифротекст зберігає статистичні закономірності відкритого тексту.</w:t>
+        <w:t>7. Практичний урок: для розглянутих класичних шифрів важливим чинником стійкості до частотного аналізу є те, наскільки шифротекст зберігає статистичні закономірності відкритого тексту.</w:t>
       </w:r>
     </w:p>
     <w:p>
@@ -5379,7 +5379,7 @@
           <w:i w:val="0"/>
           <w:sz w:val="28"/>
         </w:rPr>
-        <w:t>Нижче наведено повний текст файла solution/codingame_solution.py. Його виконуваний код надіслано на платформу CodinGame й оцінено валідаторами на 100 %; у репозиторії до цього коду додано лише заголовний коментар з умовою задачі та описом методу. Решта вихідних текстів роботи — ядро шифру, модуль зламу з чотирма правилами рішення, статистичні метрики, набір зі 102 автоматичних тестів, скрипти експериментів і незалежна реалізація мовою C# — не наводиться тут, щоб не переобтяжувати звіт, і доступна в репозиторії роботи за посиланням, наведеним у списку використаних джерел.</w:t>
+        <w:t>Нижче наведено повний текст файла solution/codingame_solution.py. Його алгоритм надіслано на платформу CodinGame й оцінено валідаторами на 100 %. Від надісланого варіанта цей файл відрізняється двома доповненнями, що не впливають на результат: заголовним коментарем з умовою задачі та описом методу і перевіркою входу без жодної літери, на якому хі-квадрат ділив би на нуль (умова задачі такого входу не передбачає, тож на валідаторах ця гілка недосяжна; у реалізації мовою C# відповідна перевірка була від початку). Решта вихідних текстів роботи — ядро шифру, модуль зламу з чотирма правилами рішення, статистичні метрики, набір автоматичних тестів, скрипти експериментів і незалежна реалізація мовою C# — не наводиться тут, щоб не переобтяжувати звіт, і доступна в репозиторії роботи за посиланням, наведеним у списку використаних джерел.</w:t>
       </w:r>
     </w:p>
     <w:p>
@@ -5706,7 +5706,7 @@
           <w:rFonts w:ascii="Courier New" w:hAnsi="Courier New" w:eastAsia="Courier New" w:cs="Courier New"/>
           <w:sz w:val="18"/>
         </w:rPr>
-        <w:t xml:space="preserve">decrypted once, so the cost is O(L + 26^2) time and O(26) extra memory.</w:t>
+        <w:t xml:space="preserve">decrypted once, so the cost is O(L + 26^2) time; as 26 is a constant,</w:t>
       </w:r>
     </w:p>
     <w:p>
@@ -5720,7 +5720,21 @@
           <w:rFonts w:ascii="Courier New" w:hAnsi="Courier New" w:eastAsia="Courier New" w:cs="Courier New"/>
           <w:sz w:val="18"/>
         </w:rPr>
-        <w:t xml:space="preserve">As 26 is a constant, this is O(L).</w:t>
+        <w:t xml:space="preserve">that is O(L). Extra memory is O(L): the histogram and the key search</w:t>
+      </w:r>
+    </w:p>
+    <w:p>
+      <w:pPr>
+        <w:spacing w:line="240" w:lineRule="auto" w:after="0" w:before="0"/>
+        <w:ind w:firstLine="0"/>
+        <w:jc w:val="left"/>
+      </w:pPr>
+      <w:r>
+        <w:rPr>
+          <w:rFonts w:ascii="Courier New" w:hAnsi="Courier New" w:eastAsia="Courier New" w:cs="Courier New"/>
+          <w:sz w:val="18"/>
+        </w:rPr>
+        <w:t xml:space="preserve">need only O(26), the rest is the output buffer.</w:t>
       </w:r>
     </w:p>
     <w:p>
@@ -6065,6 +6079,89 @@
           <w:sz w:val="18"/>
         </w:rPr>
         <w:t xml:space="preserve">            total += 1</w:t>
+      </w:r>
+    </w:p>
+    <w:p>
+      <w:pPr>
+        <w:spacing w:line="240" w:lineRule="auto" w:after="0" w:before="0"/>
+        <w:ind w:firstLine="0"/>
+        <w:jc w:val="left"/>
+      </w:pPr>
+      <w:r>
+        <w:rPr>
+          <w:rFonts w:ascii="Courier New" w:hAnsi="Courier New" w:eastAsia="Courier New" w:cs="Courier New"/>
+          <w:sz w:val="18"/>
+        </w:rPr>
+      </w:r>
+    </w:p>
+    <w:p>
+      <w:pPr>
+        <w:spacing w:line="240" w:lineRule="auto" w:after="0" w:before="0"/>
+        <w:ind w:firstLine="0"/>
+        <w:jc w:val="left"/>
+      </w:pPr>
+      <w:r>
+        <w:rPr>
+          <w:rFonts w:ascii="Courier New" w:hAnsi="Courier New" w:eastAsia="Courier New" w:cs="Courier New"/>
+          <w:sz w:val="18"/>
+        </w:rPr>
+        <w:t xml:space="preserve">    # No letters at all: there is nothing to analyse, so echo the input back.</w:t>
+      </w:r>
+    </w:p>
+    <w:p>
+      <w:pPr>
+        <w:spacing w:line="240" w:lineRule="auto" w:after="0" w:before="0"/>
+        <w:ind w:firstLine="0"/>
+        <w:jc w:val="left"/>
+      </w:pPr>
+      <w:r>
+        <w:rPr>
+          <w:rFonts w:ascii="Courier New" w:hAnsi="Courier New" w:eastAsia="Courier New" w:cs="Courier New"/>
+          <w:sz w:val="18"/>
+        </w:rPr>
+        <w:t xml:space="preserve">    # The puzzle guarantees English text, but chi2 would divide by zero here.</w:t>
+      </w:r>
+    </w:p>
+    <w:p>
+      <w:pPr>
+        <w:spacing w:line="240" w:lineRule="auto" w:after="0" w:before="0"/>
+        <w:ind w:firstLine="0"/>
+        <w:jc w:val="left"/>
+      </w:pPr>
+      <w:r>
+        <w:rPr>
+          <w:rFonts w:ascii="Courier New" w:hAnsi="Courier New" w:eastAsia="Courier New" w:cs="Courier New"/>
+          <w:sz w:val="18"/>
+        </w:rPr>
+        <w:t xml:space="preserve">    if total == 0:</w:t>
+      </w:r>
+    </w:p>
+    <w:p>
+      <w:pPr>
+        <w:spacing w:line="240" w:lineRule="auto" w:after="0" w:before="0"/>
+        <w:ind w:firstLine="0"/>
+        <w:jc w:val="left"/>
+      </w:pPr>
+      <w:r>
+        <w:rPr>
+          <w:rFonts w:ascii="Courier New" w:hAnsi="Courier New" w:eastAsia="Courier New" w:cs="Courier New"/>
+          <w:sz w:val="18"/>
+        </w:rPr>
+        <w:t xml:space="preserve">        print(message)</w:t>
+      </w:r>
+    </w:p>
+    <w:p>
+      <w:pPr>
+        <w:spacing w:line="240" w:lineRule="auto" w:after="0" w:before="0"/>
+        <w:ind w:firstLine="0"/>
+        <w:jc w:val="left"/>
+      </w:pPr>
+      <w:r>
+        <w:rPr>
+          <w:rFonts w:ascii="Courier New" w:hAnsi="Courier New" w:eastAsia="Courier New" w:cs="Courier New"/>
+          <w:sz w:val="18"/>
+        </w:rPr>
+        <w:t xml:space="preserve">        return</w:t>
       </w:r>
     </w:p>
     <w:p>
